--- a/ОС_2_Сухов_ИИ22.docx
+++ b/ОС_2_Сухов_ИИ22.docx
@@ -465,7 +465,7 @@
           <w:sz w:val="28"/>
           <w:szCs w:val="28"/>
         </w:rPr>
-        <w:t>1</w:t>
+        <w:t>2</w:t>
       </w:r>
     </w:p>
     <w:p>
@@ -1711,6 +1711,7 @@
       <w:r>
         <w:rPr>
           <w:rFonts w:ascii="Times New Roman" w:eastAsia="Times New Roman" w:hAnsi="Times New Roman" w:cs="Times New Roman"/>
+          <w:noProof/>
           <w:sz w:val="28"/>
           <w:szCs w:val="28"/>
         </w:rPr>
@@ -1871,6 +1872,7 @@
       <w:r>
         <w:rPr>
           <w:rFonts w:ascii="Times New Roman" w:eastAsia="Times New Roman" w:hAnsi="Times New Roman" w:cs="Times New Roman"/>
+          <w:noProof/>
           <w:sz w:val="28"/>
           <w:szCs w:val="28"/>
         </w:rPr>
@@ -1987,6 +1989,7 @@
       <w:r>
         <w:rPr>
           <w:rFonts w:ascii="Times New Roman" w:eastAsia="Times New Roman" w:hAnsi="Times New Roman" w:cs="Times New Roman"/>
+          <w:noProof/>
           <w:sz w:val="28"/>
           <w:szCs w:val="28"/>
         </w:rPr>
@@ -2141,6 +2144,7 @@
       <w:r>
         <w:rPr>
           <w:rFonts w:ascii="Times New Roman" w:eastAsia="Times New Roman" w:hAnsi="Times New Roman" w:cs="Times New Roman"/>
+          <w:noProof/>
           <w:sz w:val="28"/>
           <w:szCs w:val="28"/>
         </w:rPr>
@@ -2304,6 +2308,7 @@
       <w:r>
         <w:rPr>
           <w:rFonts w:ascii="Times New Roman" w:eastAsia="Times New Roman" w:hAnsi="Times New Roman" w:cs="Times New Roman"/>
+          <w:noProof/>
           <w:sz w:val="28"/>
           <w:szCs w:val="28"/>
         </w:rPr>
@@ -2467,7 +2472,14 @@
           <w:sz w:val="28"/>
           <w:szCs w:val="28"/>
         </w:rPr>
-        <w:tab/>
+        <w:t xml:space="preserve"> </w:t>
+      </w:r>
+      <w:r>
+        <w:rPr>
+          <w:rFonts w:ascii="Times New Roman" w:eastAsia="Times New Roman" w:hAnsi="Times New Roman" w:cs="Times New Roman"/>
+          <w:sz w:val="28"/>
+          <w:szCs w:val="28"/>
+        </w:rPr>
         <w:t>иерархию</w:t>
       </w:r>
       <w:r>
@@ -2602,6 +2614,7 @@
       <w:r>
         <w:rPr>
           <w:rFonts w:ascii="Times New Roman" w:eastAsia="Times New Roman" w:hAnsi="Times New Roman" w:cs="Times New Roman"/>
+          <w:noProof/>
           <w:sz w:val="28"/>
           <w:szCs w:val="28"/>
         </w:rPr>
@@ -2704,6 +2717,7 @@
       <w:r>
         <w:rPr>
           <w:rFonts w:ascii="Times New Roman" w:eastAsia="Times New Roman" w:hAnsi="Times New Roman" w:cs="Times New Roman"/>
+          <w:noProof/>
           <w:sz w:val="28"/>
           <w:szCs w:val="28"/>
         </w:rPr>
@@ -3127,6 +3141,7 @@
         <w:rPr>
           <w:rFonts w:ascii="Times New Roman" w:eastAsia="Times New Roman" w:hAnsi="Times New Roman" w:cs="Times New Roman"/>
           <w:bCs/>
+          <w:noProof/>
           <w:color w:val="0F1115"/>
           <w:sz w:val="24"/>
           <w:szCs w:val="24"/>
@@ -3282,6 +3297,7 @@
         <w:rPr>
           <w:rFonts w:ascii="Times New Roman" w:eastAsia="Times New Roman" w:hAnsi="Times New Roman" w:cs="Times New Roman"/>
           <w:bCs/>
+          <w:noProof/>
           <w:color w:val="0F1115"/>
           <w:sz w:val="28"/>
           <w:szCs w:val="28"/>
@@ -3836,6 +3852,7 @@
         <w:rPr>
           <w:rFonts w:ascii="Times New Roman" w:eastAsia="Times New Roman" w:hAnsi="Times New Roman" w:cs="Times New Roman"/>
           <w:bCs/>
+          <w:noProof/>
           <w:color w:val="0F1115"/>
           <w:sz w:val="28"/>
           <w:szCs w:val="28"/>
@@ -3948,6 +3965,7 @@
         <w:rPr>
           <w:rFonts w:ascii="Times New Roman" w:eastAsia="Times New Roman" w:hAnsi="Times New Roman" w:cs="Times New Roman"/>
           <w:bCs/>
+          <w:noProof/>
           <w:color w:val="0F1115"/>
           <w:sz w:val="28"/>
           <w:szCs w:val="28"/>
@@ -4163,6 +4181,7 @@
         <w:rPr>
           <w:rFonts w:ascii="Times New Roman" w:eastAsia="Times New Roman" w:hAnsi="Times New Roman" w:cs="Times New Roman"/>
           <w:bCs/>
+          <w:noProof/>
           <w:color w:val="0F1115"/>
           <w:sz w:val="28"/>
           <w:szCs w:val="28"/>
@@ -4684,6 +4703,7 @@
         <w:rPr>
           <w:rFonts w:ascii="Times New Roman" w:eastAsia="Times New Roman" w:hAnsi="Times New Roman" w:cs="Times New Roman"/>
           <w:bCs/>
+          <w:noProof/>
           <w:color w:val="0F1115"/>
           <w:sz w:val="28"/>
           <w:szCs w:val="28"/>
@@ -5090,6 +5110,7 @@
         <w:rPr>
           <w:rFonts w:ascii="Times New Roman" w:eastAsia="Times New Roman" w:hAnsi="Times New Roman" w:cs="Times New Roman"/>
           <w:bCs/>
+          <w:noProof/>
           <w:color w:val="0F1115"/>
           <w:sz w:val="28"/>
           <w:szCs w:val="28"/>
@@ -5278,6 +5299,7 @@
         <w:rPr>
           <w:rFonts w:ascii="Times New Roman" w:eastAsia="Times New Roman" w:hAnsi="Times New Roman" w:cs="Times New Roman"/>
           <w:bCs/>
+          <w:noProof/>
           <w:color w:val="0F1115"/>
           <w:sz w:val="28"/>
           <w:szCs w:val="28"/>
@@ -5401,6 +5423,7 @@
       <w:r>
         <w:rPr>
           <w:rFonts w:ascii="Times New Roman" w:eastAsia="Times New Roman" w:hAnsi="Times New Roman" w:cs="Times New Roman"/>
+          <w:noProof/>
           <w:sz w:val="28"/>
           <w:szCs w:val="28"/>
         </w:rPr>
@@ -5870,6 +5893,7 @@
           <w:rFonts w:ascii="Segoe UI" w:eastAsia="Times New Roman" w:hAnsi="Segoe UI" w:cs="Segoe UI"/>
           <w:b/>
           <w:bCs/>
+          <w:noProof/>
           <w:color w:val="0F1115"/>
           <w:sz w:val="24"/>
         </w:rPr>
@@ -6099,6 +6123,7 @@
       <w:r>
         <w:rPr>
           <w:rFonts w:ascii="Times New Roman" w:hAnsi="Times New Roman" w:cs="Times New Roman"/>
+          <w:noProof/>
           <w:sz w:val="28"/>
           <w:szCs w:val="28"/>
         </w:rPr>
@@ -6274,6 +6299,7 @@
       <w:r>
         <w:rPr>
           <w:rFonts w:ascii="Times New Roman" w:hAnsi="Times New Roman" w:cs="Times New Roman"/>
+          <w:noProof/>
           <w:sz w:val="28"/>
           <w:szCs w:val="28"/>
         </w:rPr>
@@ -6422,6 +6448,7 @@
       <w:r>
         <w:rPr>
           <w:rFonts w:ascii="Times New Roman" w:eastAsia="Times New Roman" w:hAnsi="Times New Roman" w:cs="Times New Roman"/>
+          <w:noProof/>
           <w:sz w:val="28"/>
           <w:szCs w:val="28"/>
         </w:rPr>
@@ -6566,6 +6593,7 @@
       <w:r>
         <w:rPr>
           <w:rFonts w:ascii="Times New Roman" w:hAnsi="Times New Roman" w:cs="Times New Roman"/>
+          <w:noProof/>
           <w:sz w:val="28"/>
           <w:szCs w:val="28"/>
           <w:lang w:val="en-US"/>
@@ -6701,6 +6729,7 @@
       <w:r>
         <w:rPr>
           <w:rFonts w:ascii="Times New Roman" w:hAnsi="Times New Roman" w:cs="Times New Roman"/>
+          <w:noProof/>
           <w:sz w:val="28"/>
           <w:szCs w:val="28"/>
         </w:rPr>
@@ -7022,6 +7051,7 @@
           <w:rFonts w:ascii="Segoe UI" w:eastAsia="Times New Roman" w:hAnsi="Segoe UI" w:cs="Segoe UI"/>
           <w:b/>
           <w:bCs/>
+          <w:noProof/>
           <w:color w:val="0F1115"/>
           <w:sz w:val="24"/>
         </w:rPr>
@@ -7325,6 +7355,7 @@
       </w:pPr>
       <w:r>
         <w:rPr>
+          <w:noProof/>
           <w:sz w:val="28"/>
           <w:szCs w:val="28"/>
         </w:rPr>
@@ -7467,6 +7498,7 @@
       </w:pPr>
       <w:r>
         <w:rPr>
+          <w:noProof/>
           <w:sz w:val="28"/>
           <w:szCs w:val="28"/>
         </w:rPr>
@@ -7523,7 +7555,6 @@
           <w:sz w:val="28"/>
           <w:szCs w:val="28"/>
           <w:shd w:val="clear" w:color="auto" w:fill="FFFFFF"/>
-          <w:lang w:val="en-US"/>
         </w:rPr>
       </w:pPr>
       <w:r>
@@ -7641,6 +7672,7 @@
       </w:pPr>
       <w:r>
         <w:rPr>
+          <w:noProof/>
           <w:sz w:val="28"/>
           <w:szCs w:val="28"/>
         </w:rPr>
@@ -7826,6 +7858,7 @@
       </w:pPr>
       <w:r>
         <w:rPr>
+          <w:noProof/>
           <w:sz w:val="28"/>
           <w:szCs w:val="28"/>
         </w:rPr>
@@ -8021,6 +8054,7 @@
       </w:pPr>
       <w:r>
         <w:rPr>
+          <w:noProof/>
           <w:sz w:val="28"/>
           <w:szCs w:val="28"/>
         </w:rPr>
@@ -8266,6 +8300,7 @@
       </w:pPr>
       <w:r>
         <w:rPr>
+          <w:noProof/>
           <w:sz w:val="28"/>
           <w:szCs w:val="28"/>
           <w:lang w:val="en-US"/>
@@ -8457,6 +8492,7 @@
       </w:pPr>
       <w:r>
         <w:rPr>
+          <w:noProof/>
           <w:sz w:val="28"/>
           <w:szCs w:val="28"/>
         </w:rPr>
@@ -11540,6 +11576,7 @@
   <w:style w:type="character" w:default="1" w:styleId="a0">
     <w:name w:val="Default Paragraph Font"/>
     <w:uiPriority w:val="1"/>
+    <w:semiHidden/>
     <w:unhideWhenUsed/>
   </w:style>
   <w:style w:type="table" w:default="1" w:styleId="a1">
